--- a/klagomål/A 39398-2026 FSC-klagomål.docx
+++ b/klagomål/A 39398-2026 FSC-klagomål.docx
@@ -221,7 +221,7 @@
     </w:p>
     <w:p>
       <w:r>
-        <w:t>I avverkningsanmälan finns fynd av 5 naturvårdsarter, varav 5 är rödlistade, 2 är fridlysta och 5 är typiska (T): garnlav (VU, T), lavskrika (NT, T, §4), lunglav (NT, T), tretåig hackspett (NT, T, §4) och ullticka (NT, T). Se Figur 1.</w:t>
+        <w:t>I avverkningsanmälan finns fynd av 8 naturvårdsarter, varav 6 är rödlistade, 2 är fridlysta, 8 är typiska (T) och 2 är signalarter (S): garnlav (VU, T), gammelgransskål (NT, T), lavskrika (NT, T, §4), lunglav (NT, T), tretåig hackspett (NT, T, §4), ullticka (NT, T), bårdlav (S, T) och skinnlav (S, T). Se Figur 1.</w:t>
       </w:r>
     </w:p>
     <w:p>
@@ -281,10 +281,10 @@
         <w:rPr>
           <w:b/>
         </w:rPr>
-        <w:t>Lavskrika (NT, §4)</w:t>
-      </w:r>
-      <w:r>
-        <w:t xml:space="preserve"> är rödlistad som nära hotad och fridlyst enligt 4§ artskyddsförordningen. Den har minskat med 20 (10–30) % under de senaste 15 åren och minskningstakten bedöms vara nära gränsvärdet för sårbar (VU). Lavskrikan är en mycket stationär fågel, som häckar i äldre, slutna och hänglavsrika barrskogar. Nyckelfaktorer är flerskiktad skog med rik undervegetation samt riklig förekomst av hänglavar. Reviren är livslånga med hemområden som varierar mellan 50 och 150 ha. Inom ett revir av hög kvalitet finns det som regel ett eller flera kärnområden (1–20 ha) med relativt tät flerskiktad granskog. Arten missgynnas när flerskiktad skog omförs till enskiktade bestånd och även röjning och hård gallring är starkt negativt. Lavskrikan har relativt stora hemområden och försvinner när den äldre skogen fragmenteras, särskilt allvarligt är när kärnområdena avverkas. Den försvinner successivt framför allt vid dess utbredningsgränser och populationen har minskat kontinuerligt under 2000-talet. Lavskrika är typisk art för </w:t>
+        <w:t>Gammelgransskål (NT)</w:t>
+      </w:r>
+      <w:r>
+        <w:t xml:space="preserve"> är en liten skålsvamp som växer på gamla granar med skrovlig bark. Typiska växtplatser är gransumpskog i myrkanter, bäckdråg, bäckraviner och skuggiga bergssluttningar, men också skog på torrare mark kan hysa arten om beståndet har stark naturskogskaraktär. Bestånd med arten bör behandlas som nyckelbiotoper och sparas vid en slutavverkning. Även gallring bör undvikas. Gammelgransskål är typisk art för </w:t>
       </w:r>
       <w:r>
         <w:rPr>
@@ -293,6 +293,26 @@
         <w:t>9010 Taiga</w:t>
       </w:r>
       <w:r>
+        <w:t xml:space="preserve"> (SLU Artdatabanken, 2024; Nitare &amp; Skogsstyrelsen, 2019).</w:t>
+      </w:r>
+    </w:p>
+    <w:p>
+      <w:r>
+        <w:rPr>
+          <w:b/>
+        </w:rPr>
+        <w:t>Lavskrika (NT, §4)</w:t>
+      </w:r>
+      <w:r>
+        <w:t xml:space="preserve"> är rödlistad som nära hotad och fridlyst enligt 4§ artskyddsförordningen. Den har minskat med 20 (10–30) % under de senaste 15 åren och minskningstakten bedöms vara nära gränsvärdet för sårbar (VU). Lavskrikan är en mycket stationär fågel, som häckar i äldre, slutna och hänglavsrika barrskogar. Nyckelfaktorer är flerskiktad skog med rik undervegetation samt riklig förekomst av hänglavar. Reviren är livslånga med hemområden som varierar mellan 50 och 150 ha. Inom ett revir av hög kvalitet finns det som regel ett eller flera kärnområden (1–20 ha) med relativt tät flerskiktad granskog. Arten missgynnas när flerskiktad skog omförs till enskiktade bestånd och även röjning och hård gallring är starkt negativt. Lavskrikan har relativt stora hemområden och försvinner när den äldre skogen fragmenteras, särskilt allvarligt är när kärnområdena avverkas. Den försvinner successivt framför allt vid dess utbredningsgränser och populationen har minskat kontinuerligt under 2000-talet. Lavskrika är typisk art för </w:t>
+      </w:r>
+      <w:r>
+        <w:rPr>
+          <w:i/>
+        </w:rPr>
+        <w:t>9010 Taiga</w:t>
+      </w:r>
+      <w:r>
         <w:t xml:space="preserve"> (SLU Artdatabanken, 2026; Skogsstyrelsen 2016).</w:t>
       </w:r>
     </w:p>
@@ -435,6 +455,82 @@
       </w:r>
       <w:r>
         <w:t xml:space="preserve"> (SLU Artdatabanken, 2026; Nitare &amp; Skogsstyrelsen, 2019; Miettinen &amp; Niemelä, 2018).</w:t>
+      </w:r>
+    </w:p>
+    <w:p>
+      <w:r>
+        <w:rPr>
+          <w:b/>
+        </w:rPr>
+        <w:t>Bårdlav</w:t>
+      </w:r>
+      <w:r>
+        <w:t xml:space="preserve"> signalerar miljöer med höga naturvärden och på lokalerna finns vanligtvis många andra ovanliga och rödlistade arter. Den visar även på platser med hög och jämn luftfuktighet. På bårdlav och andra njurlavar (Nephroma) kan de sällsynta parasiterna </w:t>
+      </w:r>
+      <w:r>
+        <w:rPr>
+          <w:i/>
+        </w:rPr>
+        <w:t xml:space="preserve">Protounguicularia nephromatis </w:t>
+      </w:r>
+      <w:r>
+        <w:t xml:space="preserve">(VU) och </w:t>
+      </w:r>
+      <w:r>
+        <w:rPr>
+          <w:i/>
+        </w:rPr>
+        <w:t xml:space="preserve">Tremella nephromatis </w:t>
+      </w:r>
+      <w:r>
+        <w:t xml:space="preserve">(DD) påträffas. Bårdlav är typisk art för </w:t>
+      </w:r>
+      <w:r>
+        <w:rPr>
+          <w:i/>
+        </w:rPr>
+        <w:t xml:space="preserve">9010 Taiga, 9020 Nordlig ädellövskog, 9070 Trädklädd betesmark, 9110 Näringsfattig bokskog, 9160 Näringsrik ekskog, 9180 Ädellövskog i branter </w:t>
+      </w:r>
+      <w:r>
+        <w:t>och</w:t>
+      </w:r>
+      <w:r>
+        <w:rPr>
+          <w:i/>
+        </w:rPr>
+        <w:t xml:space="preserve"> 9190 Näringsfattig ekskog</w:t>
+      </w:r>
+      <w:r>
+        <w:t xml:space="preserve"> (SLU Artdatabanken, 2026; Nitare &amp; Skogsstyrelsen, 2019).</w:t>
+      </w:r>
+    </w:p>
+    <w:p>
+      <w:r>
+        <w:rPr>
+          <w:b/>
+        </w:rPr>
+        <w:t xml:space="preserve">Skinnlav </w:t>
+      </w:r>
+      <w:r>
+        <w:t xml:space="preserve">förekommer på diverse lövträd, främst på gammal asp och sälg. Den påträffas främst i områden med lång kontinuitet av grova lövträd och signalerar skogsmark med höga naturvärden. På lokalerna förekommer som regel ett flertal andra ovanliga eller rödlistade lavar. I likhet med gelélavarna, etablerar sig skinnlaven i skogsmark på grova aspar i sena lövsuccessioner. Skinnlav är typisk art för </w:t>
+      </w:r>
+      <w:r>
+        <w:rPr>
+          <w:i/>
+        </w:rPr>
+        <w:t xml:space="preserve">9010 Taiga, 9020 Nordlig ädellövskog </w:t>
+      </w:r>
+      <w:r>
+        <w:t xml:space="preserve">och </w:t>
+      </w:r>
+      <w:r>
+        <w:rPr>
+          <w:i/>
+        </w:rPr>
+        <w:t xml:space="preserve">9070 Trädklädd betesmark </w:t>
+      </w:r>
+      <w:r>
+        <w:t>(Nitare &amp; Skogsstyrelsen, 2019; SLU Artdatabanken, 2025).</w:t>
       </w:r>
     </w:p>
     <w:p>
@@ -543,7 +639,7 @@
         <w:rPr>
           <w:i/>
         </w:rPr>
-        <w:t>I det avverkningsanmälda skogsområdet har 5 naturvårdsarter varav 5 rödlistade arter sina livsmiljöer och växtplatser.</w:t>
+        <w:t>I det avverkningsanmälda skogsområdet har 8 naturvårdsarter varav 6 rödlistade arter sina livsmiljöer och växtplatser.</w:t>
       </w:r>
     </w:p>
     <w:p>
@@ -1259,7 +1355,7 @@
     <w:r>
       <w:tab/>
       <w:tab/>
-      <w:t>2026-10-09</w:t>
+      <w:t>2026-10-10</w:t>
       <w:br/>
       <w:br/>
     </w:r>

--- a/klagomål/A 39398-2026 FSC-klagomål.docx
+++ b/klagomål/A 39398-2026 FSC-klagomål.docx
@@ -1355,7 +1355,7 @@
     <w:r>
       <w:tab/>
       <w:tab/>
-      <w:t>2026-10-10</w:t>
+      <w:t>2026-10-11</w:t>
       <w:br/>
       <w:br/>
     </w:r>

--- a/klagomål/A 39398-2026 FSC-klagomål.docx
+++ b/klagomål/A 39398-2026 FSC-klagomål.docx
@@ -1355,7 +1355,7 @@
     <w:r>
       <w:tab/>
       <w:tab/>
-      <w:t>2026-10-11</w:t>
+      <w:t>2026-10-12</w:t>
       <w:br/>
       <w:br/>
     </w:r>

--- a/klagomål/A 39398-2026 FSC-klagomål.docx
+++ b/klagomål/A 39398-2026 FSC-klagomål.docx
@@ -1355,7 +1355,7 @@
     <w:r>
       <w:tab/>
       <w:tab/>
-      <w:t>2026-10-12</w:t>
+      <w:t>2026-10-13</w:t>
       <w:br/>
       <w:br/>
     </w:r>

--- a/klagomål/A 39398-2026 FSC-klagomål.docx
+++ b/klagomål/A 39398-2026 FSC-klagomål.docx
@@ -221,7 +221,7 @@
     </w:p>
     <w:p>
       <w:r>
-        <w:t>I avverkningsanmälan finns fynd av 8 naturvårdsarter, varav 6 är rödlistade, 2 är fridlysta, 8 är typiska (T) och 2 är signalarter (S): garnlav (VU, T), gammelgransskål (NT, T), lavskrika (NT, T, §4), lunglav (NT, T), tretåig hackspett (NT, T, §4), ullticka (NT, T), bårdlav (S, T) och skinnlav (S, T). Se Figur 1.</w:t>
+        <w:t>I avverkningsanmälan finns fynd av 10 naturvårdsarter, varav 7 är rödlistade, 2 är fridlysta, 10 är typiska (T) och 3 är signalarter (S): garnlav (VU, T), gammelgransskål (NT, T), harticka (NT, T), lavskrika (NT, T, §4), lunglav (NT, T), tretåig hackspett (NT, T, §4), ullticka (NT, T), bårdlav (S, T), skinnlav (S, T) och vedticka (S, T). Se Figur 1.</w:t>
       </w:r>
     </w:p>
     <w:p>
@@ -301,6 +301,35 @@
         <w:rPr>
           <w:b/>
         </w:rPr>
+        <w:t>Harticka (NT)</w:t>
+      </w:r>
+      <w:r>
+        <w:t xml:space="preserve"> är normalt en mycket bra signalart för granskogar med höga naturvärden. Även när svampen påträffas i mer påverkade skogar är det nästan alltid fråga om skogsmiljöer i sena successionsstadier med höga naturvärden. Skogsskötselåtgärder på eller i omedelbar närhet av växtplatserna kan innebära ett hot mot arten. Harticka är typisk art för </w:t>
+      </w:r>
+      <w:r>
+        <w:rPr>
+          <w:i/>
+        </w:rPr>
+        <w:t xml:space="preserve">9010 Taiga, 9050 Näringsrik granskog </w:t>
+      </w:r>
+      <w:r>
+        <w:t xml:space="preserve">och </w:t>
+      </w:r>
+      <w:r>
+        <w:rPr>
+          <w:i/>
+        </w:rPr>
+        <w:t>9030 Landhöjningsskog</w:t>
+      </w:r>
+      <w:r>
+        <w:t xml:space="preserve"> (SLU Artdatabanken, 2024; Nitare &amp; Skogsstyrelsen, 2019).</w:t>
+      </w:r>
+    </w:p>
+    <w:p>
+      <w:r>
+        <w:rPr>
+          <w:b/>
+        </w:rPr>
         <w:t>Lavskrika (NT, §4)</w:t>
       </w:r>
       <w:r>
@@ -528,6 +557,26 @@
           <w:i/>
         </w:rPr>
         <w:t xml:space="preserve">9070 Trädklädd betesmark </w:t>
+      </w:r>
+      <w:r>
+        <w:t>(Nitare &amp; Skogsstyrelsen, 2019; SLU Artdatabanken, 2025).</w:t>
+      </w:r>
+    </w:p>
+    <w:p>
+      <w:r>
+        <w:rPr>
+          <w:b/>
+        </w:rPr>
+        <w:t xml:space="preserve">Vedticka </w:t>
+      </w:r>
+      <w:r>
+        <w:t xml:space="preserve">är en bra signalart söder om den naturliga norrlandsgränsen. Den är huvudsakligen knuten till äldre barrskogar där det föreligger långvarig kontinuitet av död barrved. Vedticka är typisk art för </w:t>
+      </w:r>
+      <w:r>
+        <w:rPr>
+          <w:i/>
+        </w:rPr>
+        <w:t xml:space="preserve">9010 Taiga </w:t>
       </w:r>
       <w:r>
         <w:t>(Nitare &amp; Skogsstyrelsen, 2019; SLU Artdatabanken, 2025).</w:t>
@@ -639,7 +688,7 @@
         <w:rPr>
           <w:i/>
         </w:rPr>
-        <w:t>I det avverkningsanmälda skogsområdet har 8 naturvårdsarter varav 6 rödlistade arter sina livsmiljöer och växtplatser.</w:t>
+        <w:t>I det avverkningsanmälda skogsområdet har 10 naturvårdsarter varav 7 rödlistade arter sina livsmiljöer och växtplatser.</w:t>
       </w:r>
     </w:p>
     <w:p>
@@ -1355,7 +1404,7 @@
     <w:r>
       <w:tab/>
       <w:tab/>
-      <w:t>2026-10-13</w:t>
+      <w:t>2026-10-14</w:t>
       <w:br/>
       <w:br/>
     </w:r>

--- a/klagomål/A 39398-2026 FSC-klagomål.docx
+++ b/klagomål/A 39398-2026 FSC-klagomål.docx
@@ -1404,7 +1404,7 @@
     <w:r>
       <w:tab/>
       <w:tab/>
-      <w:t>2026-10-14</w:t>
+      <w:t>2026-10-15</w:t>
       <w:br/>
       <w:br/>
     </w:r>

--- a/klagomål/A 39398-2026 FSC-klagomål.docx
+++ b/klagomål/A 39398-2026 FSC-klagomål.docx
@@ -1404,7 +1404,7 @@
     <w:r>
       <w:tab/>
       <w:tab/>
-      <w:t>2026-10-15</w:t>
+      <w:t>2026-10-16</w:t>
       <w:br/>
       <w:br/>
     </w:r>

--- a/klagomål/A 39398-2026 FSC-klagomål.docx
+++ b/klagomål/A 39398-2026 FSC-klagomål.docx
@@ -1404,7 +1404,7 @@
     <w:r>
       <w:tab/>
       <w:tab/>
-      <w:t>2026-10-16</w:t>
+      <w:t>2026-10-17</w:t>
       <w:br/>
       <w:br/>
     </w:r>

--- a/klagomål/A 39398-2026 FSC-klagomål.docx
+++ b/klagomål/A 39398-2026 FSC-klagomål.docx
@@ -1404,7 +1404,7 @@
     <w:r>
       <w:tab/>
       <w:tab/>
-      <w:t>2026-10-17</w:t>
+      <w:t>2026-10-18</w:t>
       <w:br/>
       <w:br/>
     </w:r>

--- a/klagomål/A 39398-2026 FSC-klagomål.docx
+++ b/klagomål/A 39398-2026 FSC-klagomål.docx
@@ -1404,7 +1404,7 @@
     <w:r>
       <w:tab/>
       <w:tab/>
-      <w:t>2026-10-18</w:t>
+      <w:t>2026-10-19</w:t>
       <w:br/>
       <w:br/>
     </w:r>

--- a/klagomål/A 39398-2026 FSC-klagomål.docx
+++ b/klagomål/A 39398-2026 FSC-klagomål.docx
@@ -1404,7 +1404,7 @@
     <w:r>
       <w:tab/>
       <w:tab/>
-      <w:t>2026-10-19</w:t>
+      <w:t>2026-10-20</w:t>
       <w:br/>
       <w:br/>
     </w:r>

--- a/klagomål/A 39398-2026 FSC-klagomål.docx
+++ b/klagomål/A 39398-2026 FSC-klagomål.docx
@@ -1404,7 +1404,7 @@
     <w:r>
       <w:tab/>
       <w:tab/>
-      <w:t>2026-10-20</w:t>
+      <w:t>2026-10-21</w:t>
       <w:br/>
       <w:br/>
     </w:r>

--- a/klagomål/A 39398-2026 FSC-klagomål.docx
+++ b/klagomål/A 39398-2026 FSC-klagomål.docx
@@ -1404,7 +1404,7 @@
     <w:r>
       <w:tab/>
       <w:tab/>
-      <w:t>2026-10-21</w:t>
+      <w:t>2026-10-22</w:t>
       <w:br/>
       <w:br/>
     </w:r>

--- a/klagomål/A 39398-2026 FSC-klagomål.docx
+++ b/klagomål/A 39398-2026 FSC-klagomål.docx
@@ -1404,7 +1404,7 @@
     <w:r>
       <w:tab/>
       <w:tab/>
-      <w:t>2026-10-22</w:t>
+      <w:t>2026-10-23</w:t>
       <w:br/>
       <w:br/>
     </w:r>

--- a/klagomål/A 39398-2026 FSC-klagomål.docx
+++ b/klagomål/A 39398-2026 FSC-klagomål.docx
@@ -1404,7 +1404,7 @@
     <w:r>
       <w:tab/>
       <w:tab/>
-      <w:t>2026-10-23</w:t>
+      <w:t>2026-10-24</w:t>
       <w:br/>
       <w:br/>
     </w:r>

--- a/klagomål/A 39398-2026 FSC-klagomål.docx
+++ b/klagomål/A 39398-2026 FSC-klagomål.docx
@@ -1404,7 +1404,7 @@
     <w:r>
       <w:tab/>
       <w:tab/>
-      <w:t>2026-10-24</w:t>
+      <w:t>2026-10-25</w:t>
       <w:br/>
       <w:br/>
     </w:r>

--- a/klagomål/A 39398-2026 FSC-klagomål.docx
+++ b/klagomål/A 39398-2026 FSC-klagomål.docx
@@ -1404,7 +1404,7 @@
     <w:r>
       <w:tab/>
       <w:tab/>
-      <w:t>2026-10-25</w:t>
+      <w:t>2026-10-26</w:t>
       <w:br/>
       <w:br/>
     </w:r>

--- a/klagomål/A 39398-2026 FSC-klagomål.docx
+++ b/klagomål/A 39398-2026 FSC-klagomål.docx
@@ -1404,7 +1404,7 @@
     <w:r>
       <w:tab/>
       <w:tab/>
-      <w:t>2026-10-26</w:t>
+      <w:t>2026-10-27</w:t>
       <w:br/>
       <w:br/>
     </w:r>

--- a/klagomål/A 39398-2026 FSC-klagomål.docx
+++ b/klagomål/A 39398-2026 FSC-klagomål.docx
@@ -1404,7 +1404,7 @@
     <w:r>
       <w:tab/>
       <w:tab/>
-      <w:t>2026-10-27</w:t>
+      <w:t>2026-10-28</w:t>
       <w:br/>
       <w:br/>
     </w:r>

--- a/klagomål/A 39398-2026 FSC-klagomål.docx
+++ b/klagomål/A 39398-2026 FSC-klagomål.docx
@@ -1404,7 +1404,7 @@
     <w:r>
       <w:tab/>
       <w:tab/>
-      <w:t>2026-10-28</w:t>
+      <w:t>2026-10-29</w:t>
       <w:br/>
       <w:br/>
     </w:r>

--- a/klagomål/A 39398-2026 FSC-klagomål.docx
+++ b/klagomål/A 39398-2026 FSC-klagomål.docx
@@ -1404,7 +1404,7 @@
     <w:r>
       <w:tab/>
       <w:tab/>
-      <w:t>2026-10-29</w:t>
+      <w:t>2026-10-31</w:t>
       <w:br/>
       <w:br/>
     </w:r>
